--- a/AlekDelBalso_CV.docx
+++ b/AlekDelBalso_CV.docx
@@ -20,7 +20,7 @@
         <mc:AlternateContent>
           <mc:Choice Requires="wps">
             <w:drawing>
-              <wp:anchor distT="0" distB="0" distL="114300" distR="114300" simplePos="0" relativeHeight="251662335" behindDoc="1" locked="0" layoutInCell="1" allowOverlap="1" wp14:anchorId="45636F71" wp14:editId="036CC4B6">
+              <wp:anchor distT="0" distB="0" distL="114300" distR="114300" simplePos="0" relativeHeight="251662335" behindDoc="1" locked="0" layoutInCell="1" allowOverlap="1" wp14:anchorId="45636F71" wp14:editId="627DCC15">
                 <wp:simplePos x="0" y="0"/>
                 <wp:positionH relativeFrom="page">
                   <wp:posOffset>-230588</wp:posOffset>
@@ -92,7 +92,7 @@
           </mc:Choice>
           <mc:Fallback>
             <w:pict>
-              <v:rect w14:anchorId="74BA1F5F" id="Rectangle 1" o:spid="_x0000_s1026" style="position:absolute;margin-left:-18.15pt;margin-top:-61.05pt;width:685.55pt;height:195.95pt;z-index:-251654145;visibility:visible;mso-wrap-style:square;mso-width-percent:0;mso-height-percent:0;mso-wrap-distance-left:9pt;mso-wrap-distance-top:0;mso-wrap-distance-right:9pt;mso-wrap-distance-bottom:0;mso-position-horizontal:absolute;mso-position-horizontal-relative:page;mso-position-vertical:absolute;mso-position-vertical-relative:text;mso-width-percent:0;mso-height-percent:0;mso-width-relative:margin;mso-height-relative:margin;v-text-anchor:middle" o:gfxdata="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" fillcolor="#d0d0d0 [2894]" strokecolor="black [3213]" strokeweight=".5pt">
+              <v:rect w14:anchorId="4C39AB28" id="Rectangle 1" o:spid="_x0000_s1026" style="position:absolute;margin-left:-18.15pt;margin-top:-61.05pt;width:685.55pt;height:195.95pt;z-index:-251654145;visibility:visible;mso-wrap-style:square;mso-width-percent:0;mso-height-percent:0;mso-wrap-distance-left:9pt;mso-wrap-distance-top:0;mso-wrap-distance-right:9pt;mso-wrap-distance-bottom:0;mso-position-horizontal:absolute;mso-position-horizontal-relative:page;mso-position-vertical:absolute;mso-position-vertical-relative:text;mso-width-percent:0;mso-height-percent:0;mso-width-relative:margin;mso-height-relative:margin;v-text-anchor:middle" o:gfxdata="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" fillcolor="#d0d0d0 [2894]" strokecolor="black [3213]" strokeweight=".5pt">
                 <w10:wrap anchorx="page"/>
               </v:rect>
             </w:pict>
@@ -127,6 +127,13 @@
         </w:rPr>
         <w:t>Sainte-Catherine, Québec</w:t>
       </w:r>
+      <w:r>
+        <w:rPr>
+          <w:rFonts w:ascii="Calibri" w:hAnsi="Calibri" w:cs="Calibri"/>
+          <w:lang w:val="en-CA"/>
+        </w:rPr>
+        <w:t>,</w:t>
+      </w:r>
     </w:p>
     <w:p>
       <w:pPr>
@@ -177,6 +184,8 @@
         <w:spacing w:after="0" w:line="240" w:lineRule="auto"/>
         <w:rPr>
           <w:rFonts w:ascii="Calibri" w:hAnsi="Calibri" w:cs="Calibri"/>
+          <w:i/>
+          <w:iCs/>
           <w:lang w:val="en-CA"/>
         </w:rPr>
       </w:pPr>
@@ -185,9 +194,55 @@
           <w:rPr>
             <w:rStyle w:val="Lienhypertexte"/>
             <w:rFonts w:ascii="Calibri" w:hAnsi="Calibri" w:cs="Calibri"/>
+            <w:i/>
+            <w:iCs/>
             <w:lang w:val="en-CA"/>
           </w:rPr>
-          <w:t>linkedin.com/in/alek-del-balso/</w:t>
+          <w:t>linkedin.com/in/</w:t>
+        </w:r>
+        <w:proofErr w:type="spellStart"/>
+        <w:r>
+          <w:rPr>
+            <w:rStyle w:val="Lienhypertexte"/>
+            <w:rFonts w:ascii="Calibri" w:hAnsi="Calibri" w:cs="Calibri"/>
+            <w:i/>
+            <w:iCs/>
+            <w:lang w:val="en-CA"/>
+          </w:rPr>
+          <w:t>alek</w:t>
+        </w:r>
+        <w:proofErr w:type="spellEnd"/>
+        <w:r>
+          <w:rPr>
+            <w:rStyle w:val="Lienhypertexte"/>
+            <w:rFonts w:ascii="Calibri" w:hAnsi="Calibri" w:cs="Calibri"/>
+            <w:i/>
+            <w:iCs/>
+            <w:lang w:val="en-CA"/>
+          </w:rPr>
+          <w:t>-del-</w:t>
+        </w:r>
+        <w:proofErr w:type="spellStart"/>
+        <w:r>
+          <w:rPr>
+            <w:rStyle w:val="Lienhypertexte"/>
+            <w:rFonts w:ascii="Calibri" w:hAnsi="Calibri" w:cs="Calibri"/>
+            <w:i/>
+            <w:iCs/>
+            <w:lang w:val="en-CA"/>
+          </w:rPr>
+          <w:t>balso</w:t>
+        </w:r>
+        <w:proofErr w:type="spellEnd"/>
+        <w:r>
+          <w:rPr>
+            <w:rStyle w:val="Lienhypertexte"/>
+            <w:rFonts w:ascii="Calibri" w:hAnsi="Calibri" w:cs="Calibri"/>
+            <w:i/>
+            <w:iCs/>
+            <w:lang w:val="en-CA"/>
+          </w:rPr>
+          <w:t>/</w:t>
         </w:r>
       </w:hyperlink>
     </w:p>
@@ -200,6 +255,8 @@
         <w:spacing w:after="0" w:line="240" w:lineRule="auto"/>
         <w:rPr>
           <w:rFonts w:ascii="Calibri" w:hAnsi="Calibri" w:cs="Calibri"/>
+          <w:i/>
+          <w:iCs/>
         </w:rPr>
       </w:pPr>
       <w:hyperlink r:id="rId7" w:history="1">
@@ -207,6 +264,8 @@
           <w:rPr>
             <w:rStyle w:val="Lienhypertexte"/>
             <w:rFonts w:ascii="Calibri" w:hAnsi="Calibri" w:cs="Calibri"/>
+            <w:i/>
+            <w:iCs/>
           </w:rPr>
           <w:t>alekdelbalso.com</w:t>
         </w:r>
@@ -214,7 +273,7 @@
     </w:p>
     <w:p>
       <w:r>
-        <w:t>Français, Anglais</w:t>
+        <w:t>Français (natif), Anglais (avancé)</w:t>
       </w:r>
     </w:p>
     <w:p>
@@ -488,7 +547,31 @@
           <w:b/>
           <w:bCs/>
         </w:rPr>
-        <w:t xml:space="preserve">Diplôme d’étude collégiales en </w:t>
+        <w:t xml:space="preserve">Diplôme </w:t>
+      </w:r>
+      <w:r>
+        <w:rPr>
+          <w:rFonts w:ascii="Calibri" w:hAnsi="Calibri" w:cs="Calibri"/>
+          <w:b/>
+          <w:bCs/>
+        </w:rPr>
+        <w:t>d’études collégiales (DEC)</w:t>
+      </w:r>
+      <w:r>
+        <w:rPr>
+          <w:rFonts w:ascii="Calibri" w:hAnsi="Calibri" w:cs="Calibri"/>
+          <w:b/>
+          <w:bCs/>
+        </w:rPr>
+        <w:t xml:space="preserve"> </w:t>
+      </w:r>
+      <w:r>
+        <w:rPr>
+          <w:rFonts w:ascii="Calibri" w:hAnsi="Calibri" w:cs="Calibri"/>
+          <w:b/>
+          <w:bCs/>
+        </w:rPr>
+        <w:t xml:space="preserve">en </w:t>
       </w:r>
       <w:r>
         <w:rPr>
@@ -568,7 +651,7 @@
           <w:sz w:val="24"/>
           <w:szCs w:val="24"/>
         </w:rPr>
-        <w:t xml:space="preserve">            </w:t>
+        <w:t xml:space="preserve">           </w:t>
       </w:r>
       <w:r>
         <w:rPr>
@@ -734,7 +817,19 @@
           <w:sz w:val="32"/>
           <w:szCs w:val="32"/>
         </w:rPr>
-        <w:t>CONNAISSANCES PARTICULIERES</w:t>
+        <w:t xml:space="preserve">CONNAISSANCES </w:t>
+      </w:r>
+      <w:r>
+        <w:rPr>
+          <w:rFonts w:ascii="Calibri" w:hAnsi="Calibri" w:cs="Calibri"/>
+          <w:b/>
+          <w:bCs/>
+          <w:noProof/>
+          <w:color w:val="001E50"/>
+          <w:sz w:val="32"/>
+          <w:szCs w:val="32"/>
+        </w:rPr>
+        <w:t>PARTICULIÈRES</w:t>
       </w:r>
     </w:p>
     <w:p>
@@ -900,8 +995,10 @@
           <w:bCs/>
           <w:lang w:val="en-CA"/>
         </w:rPr>
-        <w:t>Frameworks et outils</w:t>
-      </w:r>
+        <w:t xml:space="preserve">Frameworks et </w:t>
+      </w:r>
+      <w:proofErr w:type="spellStart"/>
+      <w:proofErr w:type="gramStart"/>
       <w:r>
         <w:rPr>
           <w:rFonts w:ascii="Calibri" w:hAnsi="Calibri" w:cs="Calibri"/>
@@ -909,6 +1006,16 @@
           <w:bCs/>
           <w:lang w:val="en-CA"/>
         </w:rPr>
+        <w:t>outils</w:t>
+      </w:r>
+      <w:proofErr w:type="spellEnd"/>
+      <w:r>
+        <w:rPr>
+          <w:rFonts w:ascii="Calibri" w:hAnsi="Calibri" w:cs="Calibri"/>
+          <w:b/>
+          <w:bCs/>
+          <w:lang w:val="en-CA"/>
+        </w:rPr>
         <w:t xml:space="preserve"> </w:t>
       </w:r>
       <w:r>
@@ -916,7 +1023,15 @@
           <w:rFonts w:ascii="Calibri" w:hAnsi="Calibri" w:cs="Calibri"/>
           <w:lang w:val="en-CA"/>
         </w:rPr>
-        <w:t xml:space="preserve">: React, </w:t>
+        <w:t>:</w:t>
+      </w:r>
+      <w:proofErr w:type="gramEnd"/>
+      <w:r>
+        <w:rPr>
+          <w:rFonts w:ascii="Calibri" w:hAnsi="Calibri" w:cs="Calibri"/>
+          <w:lang w:val="en-CA"/>
+        </w:rPr>
+        <w:t xml:space="preserve"> React, </w:t>
       </w:r>
       <w:r>
         <w:rPr>
@@ -950,6 +1065,7 @@
           <w:lang w:val="en-CA"/>
         </w:rPr>
       </w:pPr>
+      <w:proofErr w:type="gramStart"/>
       <w:r>
         <w:rPr>
           <w:rFonts w:ascii="Calibri" w:hAnsi="Calibri" w:cs="Calibri"/>
@@ -966,6 +1082,7 @@
         </w:rPr>
         <w:t>:</w:t>
       </w:r>
+      <w:proofErr w:type="gramEnd"/>
       <w:r>
         <w:rPr>
           <w:rFonts w:ascii="Calibri" w:hAnsi="Calibri" w:cs="Calibri"/>
@@ -1012,6 +1129,43 @@
           <w:tab w:val="clear" w:pos="720"/>
           <w:tab w:val="num" w:pos="1080"/>
         </w:tabs>
+        <w:spacing w:after="0" w:line="240" w:lineRule="auto"/>
+        <w:ind w:left="1080"/>
+        <w:rPr>
+          <w:rFonts w:ascii="Calibri" w:hAnsi="Calibri" w:cs="Calibri"/>
+        </w:rPr>
+      </w:pPr>
+      <w:r>
+        <w:rPr>
+          <w:rFonts w:ascii="Calibri" w:hAnsi="Calibri" w:cs="Calibri"/>
+          <w:b/>
+          <w:bCs/>
+        </w:rPr>
+        <w:t>Autres</w:t>
+      </w:r>
+      <w:r>
+        <w:rPr>
+          <w:rFonts w:ascii="Calibri" w:hAnsi="Calibri" w:cs="Calibri"/>
+        </w:rPr>
+        <w:t xml:space="preserve"> : </w:t>
+      </w:r>
+      <w:r>
+        <w:rPr>
+          <w:rFonts w:ascii="Calibri" w:hAnsi="Calibri" w:cs="Calibri"/>
+        </w:rPr>
+        <w:t>Unity (développement de jeux vidéo en C#)</w:t>
+      </w:r>
+    </w:p>
+    <w:p>
+      <w:pPr>
+        <w:numPr>
+          <w:ilvl w:val="0"/>
+          <w:numId w:val="2"/>
+        </w:numPr>
+        <w:tabs>
+          <w:tab w:val="clear" w:pos="720"/>
+          <w:tab w:val="num" w:pos="1080"/>
+        </w:tabs>
         <w:spacing w:after="240" w:line="240" w:lineRule="auto"/>
         <w:ind w:left="1080"/>
         <w:rPr>
@@ -1024,13 +1178,13 @@
           <w:b/>
           <w:bCs/>
         </w:rPr>
-        <w:t>Autres</w:t>
-      </w:r>
-      <w:r>
-        <w:rPr>
-          <w:rFonts w:ascii="Calibri" w:hAnsi="Calibri" w:cs="Calibri"/>
-        </w:rPr>
-        <w:t xml:space="preserve"> : Unity (développement de jeux vidéo en C#)</w:t>
+        <w:t xml:space="preserve">Contrôle de version : </w:t>
+      </w:r>
+      <w:r>
+        <w:rPr>
+          <w:rFonts w:ascii="Calibri" w:hAnsi="Calibri" w:cs="Calibri"/>
+        </w:rPr>
+        <w:t>Git, GitHub</w:t>
       </w:r>
     </w:p>
     <w:p>
@@ -1199,8 +1353,6 @@
         <w:ind w:right="591"/>
         <w:rPr>
           <w:rFonts w:ascii="Calibri" w:hAnsi="Calibri" w:cs="Calibri"/>
-          <w:b/>
-          <w:bCs/>
           <w:noProof/>
           <w:color w:val="001E50"/>
           <w:sz w:val="28"/>
@@ -1211,7 +1363,7 @@
         <w:rPr>
           <w:rFonts w:ascii="Calibri" w:hAnsi="Calibri" w:cs="Calibri"/>
         </w:rPr>
-        <w:t>Autodidacte</w:t>
+        <w:t>Capacité d’apprentissage autonome</w:t>
       </w:r>
     </w:p>
     <w:p>
@@ -1343,6 +1495,7 @@
           <w:lang w:val="en-CA"/>
         </w:rPr>
       </w:pPr>
+      <w:proofErr w:type="spellStart"/>
       <w:r>
         <w:rPr>
           <w:rFonts w:ascii="Calibri" w:hAnsi="Calibri" w:cs="Calibri"/>
@@ -1352,8 +1505,9 @@
           <w:szCs w:val="32"/>
           <w:lang w:val="en-CA"/>
         </w:rPr>
-        <w:t>Développeur web Full Stack</w:t>
-      </w:r>
+        <w:t>Développeur</w:t>
+      </w:r>
+      <w:proofErr w:type="spellEnd"/>
       <w:r>
         <w:rPr>
           <w:rFonts w:ascii="Calibri" w:hAnsi="Calibri" w:cs="Calibri"/>
@@ -1363,7 +1517,7 @@
           <w:szCs w:val="32"/>
           <w:lang w:val="en-CA"/>
         </w:rPr>
-        <w:t xml:space="preserve"> </w:t>
+        <w:t xml:space="preserve"> web Full Stack</w:t>
       </w:r>
       <w:r>
         <w:rPr>
@@ -1374,7 +1528,7 @@
           <w:szCs w:val="32"/>
           <w:lang w:val="en-CA"/>
         </w:rPr>
-        <w:tab/>
+        <w:t xml:space="preserve"> </w:t>
       </w:r>
       <w:r>
         <w:rPr>
@@ -1430,6 +1584,17 @@
           <w:lang w:val="en-CA"/>
         </w:rPr>
         <w:tab/>
+      </w:r>
+      <w:r>
+        <w:rPr>
+          <w:rFonts w:ascii="Calibri" w:hAnsi="Calibri" w:cs="Calibri"/>
+          <w:b/>
+          <w:bCs/>
+          <w:sz w:val="32"/>
+          <w:szCs w:val="32"/>
+          <w:lang w:val="en-CA"/>
+        </w:rPr>
+        <w:tab/>
         <w:t xml:space="preserve">    </w:t>
       </w:r>
       <w:r>
@@ -1455,7 +1620,8 @@
         <w:spacing w:after="0"/>
         <w:ind w:left="360"/>
         <w:rPr>
-          <w:lang w:val="en-CA"/>
+          <w:i/>
+          <w:iCs/>
         </w:rPr>
       </w:pPr>
       <w:hyperlink r:id="rId8" w:history="1">
@@ -1465,7 +1631,8 @@
             <w:rFonts w:ascii="Calibri" w:hAnsi="Calibri" w:cs="Calibri"/>
             <w:b/>
             <w:bCs/>
-            <w:lang w:val="en-CA"/>
+            <w:i/>
+            <w:iCs/>
           </w:rPr>
           <w:t>rockstoclimb.com</w:t>
         </w:r>
@@ -1475,9 +1642,6 @@
       <w:pPr>
         <w:spacing w:after="0"/>
         <w:ind w:left="360"/>
-        <w:rPr>
-          <w:lang w:val="en-CA"/>
-        </w:rPr>
       </w:pPr>
     </w:p>
     <w:p>
@@ -1493,6 +1657,12 @@
           <w:rFonts w:ascii="Calibri" w:hAnsi="Calibri" w:cs="Calibri"/>
         </w:rPr>
         <w:t>Plateforme communautaire de partage et découverte d’escalade</w:t>
+      </w:r>
+      <w:r>
+        <w:rPr>
+          <w:rFonts w:ascii="Calibri" w:hAnsi="Calibri" w:cs="Calibri"/>
+        </w:rPr>
+        <w:t>.</w:t>
       </w:r>
       <w:r>
         <w:rPr>
@@ -1521,7 +1691,21 @@
         <w:rPr>
           <w:rFonts w:ascii="Calibri" w:hAnsi="Calibri" w:cs="Calibri"/>
         </w:rPr>
-        <w:t>Développement du backend en PHP.</w:t>
+        <w:t xml:space="preserve">Développement du backend en </w:t>
+      </w:r>
+      <w:r>
+        <w:rPr>
+          <w:rFonts w:ascii="Calibri" w:hAnsi="Calibri" w:cs="Calibri"/>
+          <w:b/>
+          <w:bCs/>
+        </w:rPr>
+        <w:t>PHP</w:t>
+      </w:r>
+      <w:r>
+        <w:rPr>
+          <w:rFonts w:ascii="Calibri" w:hAnsi="Calibri" w:cs="Calibri"/>
+        </w:rPr>
+        <w:t>.</w:t>
       </w:r>
     </w:p>
     <w:p>
@@ -1543,7 +1727,23 @@
         <w:rPr>
           <w:rFonts w:ascii="Calibri" w:hAnsi="Calibri" w:cs="Calibri"/>
         </w:rPr>
-        <w:t>Participation au développement du frontend avec React.</w:t>
+        <w:t xml:space="preserve">Participation au développement du frontend avec </w:t>
+      </w:r>
+      <w:proofErr w:type="spellStart"/>
+      <w:r>
+        <w:rPr>
+          <w:rFonts w:ascii="Calibri" w:hAnsi="Calibri" w:cs="Calibri"/>
+          <w:b/>
+          <w:bCs/>
+        </w:rPr>
+        <w:t>React</w:t>
+      </w:r>
+      <w:proofErr w:type="spellEnd"/>
+      <w:r>
+        <w:rPr>
+          <w:rFonts w:ascii="Calibri" w:hAnsi="Calibri" w:cs="Calibri"/>
+        </w:rPr>
+        <w:t>.</w:t>
       </w:r>
     </w:p>
     <w:p>
@@ -1586,8 +1786,16 @@
       <w:r>
         <w:rPr>
           <w:rFonts w:ascii="Calibri" w:hAnsi="Calibri" w:cs="Calibri"/>
-        </w:rPr>
-        <w:t>Déploiement du site web</w:t>
+          <w:b/>
+          <w:bCs/>
+        </w:rPr>
+        <w:t>Déploiement</w:t>
+      </w:r>
+      <w:r>
+        <w:rPr>
+          <w:rFonts w:ascii="Calibri" w:hAnsi="Calibri" w:cs="Calibri"/>
+        </w:rPr>
+        <w:t xml:space="preserve"> du site web</w:t>
       </w:r>
       <w:r>
         <w:rPr>
@@ -1598,11 +1806,301 @@
     </w:p>
     <w:p>
       <w:pPr>
+        <w:spacing w:after="0"/>
+        <w:ind w:left="360"/>
+        <w:rPr>
+          <w:rFonts w:ascii="Calibri" w:hAnsi="Calibri" w:cs="Calibri"/>
+          <w:b/>
+          <w:bCs/>
+        </w:rPr>
+      </w:pPr>
+      <w:r>
+        <w:rPr>
+          <w:rFonts w:ascii="Calibri" w:hAnsi="Calibri" w:cs="Calibri"/>
+          <w:b/>
+          <w:bCs/>
+          <w:sz w:val="32"/>
+          <w:szCs w:val="32"/>
+        </w:rPr>
+        <w:lastRenderedPageBreak/>
+        <w:br/>
+      </w:r>
+      <w:r>
+        <w:rPr>
+          <w:rFonts w:ascii="Calibri" w:hAnsi="Calibri" w:cs="Calibri"/>
+          <w:b/>
+          <w:bCs/>
+          <w:sz w:val="32"/>
+          <w:szCs w:val="32"/>
+        </w:rPr>
+        <w:t>Développement de jeux vidéo</w:t>
+      </w:r>
+      <w:r>
+        <w:rPr>
+          <w:rFonts w:ascii="Calibri" w:hAnsi="Calibri" w:cs="Calibri"/>
+          <w:b/>
+          <w:bCs/>
+          <w:sz w:val="32"/>
+          <w:szCs w:val="32"/>
+        </w:rPr>
+        <w:t xml:space="preserve"> </w:t>
+      </w:r>
+      <w:r>
+        <w:rPr>
+          <w:rFonts w:ascii="Calibri" w:hAnsi="Calibri" w:cs="Calibri"/>
+          <w:b/>
+          <w:bCs/>
+          <w:sz w:val="32"/>
+          <w:szCs w:val="32"/>
+        </w:rPr>
+        <w:tab/>
+      </w:r>
+      <w:r>
+        <w:rPr>
+          <w:rFonts w:ascii="Calibri" w:hAnsi="Calibri" w:cs="Calibri"/>
+          <w:b/>
+          <w:bCs/>
+          <w:sz w:val="32"/>
+          <w:szCs w:val="32"/>
+        </w:rPr>
+        <w:tab/>
+      </w:r>
+      <w:r>
+        <w:rPr>
+          <w:rFonts w:ascii="Calibri" w:hAnsi="Calibri" w:cs="Calibri"/>
+          <w:b/>
+          <w:bCs/>
+          <w:sz w:val="32"/>
+          <w:szCs w:val="32"/>
+        </w:rPr>
+        <w:tab/>
+      </w:r>
+      <w:r>
+        <w:rPr>
+          <w:rFonts w:ascii="Calibri" w:hAnsi="Calibri" w:cs="Calibri"/>
+          <w:b/>
+          <w:bCs/>
+          <w:sz w:val="32"/>
+          <w:szCs w:val="32"/>
+        </w:rPr>
+        <w:tab/>
+      </w:r>
+      <w:r>
+        <w:rPr>
+          <w:rFonts w:ascii="Calibri" w:hAnsi="Calibri" w:cs="Calibri"/>
+          <w:b/>
+          <w:bCs/>
+          <w:sz w:val="32"/>
+          <w:szCs w:val="32"/>
+        </w:rPr>
+        <w:tab/>
+      </w:r>
+      <w:r>
+        <w:rPr>
+          <w:rFonts w:ascii="Calibri" w:hAnsi="Calibri" w:cs="Calibri"/>
+          <w:b/>
+          <w:bCs/>
+          <w:sz w:val="32"/>
+          <w:szCs w:val="32"/>
+        </w:rPr>
+        <w:tab/>
+        <w:t xml:space="preserve">  </w:t>
+      </w:r>
+      <w:r>
+        <w:rPr>
+          <w:rFonts w:ascii="Calibri" w:hAnsi="Calibri" w:cs="Calibri"/>
+          <w:b/>
+          <w:bCs/>
+          <w:sz w:val="32"/>
+          <w:szCs w:val="32"/>
+        </w:rPr>
+        <w:t xml:space="preserve">               </w:t>
+      </w:r>
+      <w:r>
+        <w:rPr>
+          <w:b/>
+          <w:bCs/>
+        </w:rPr>
+        <w:t>2020-2022</w:t>
+      </w:r>
+    </w:p>
+    <w:p>
+      <w:pPr>
+        <w:spacing w:after="0"/>
+        <w:ind w:left="360"/>
+        <w:rPr>
+          <w:b/>
+          <w:bCs/>
+          <w:i/>
+          <w:iCs/>
+        </w:rPr>
+      </w:pPr>
+      <w:hyperlink r:id="rId9" w:history="1">
+        <w:r>
+          <w:rPr>
+            <w:rStyle w:val="Lienhypertexte"/>
+            <w:b/>
+            <w:bCs/>
+            <w:i/>
+            <w:iCs/>
+          </w:rPr>
+          <w:t>La Vie La Rue - Steam</w:t>
+        </w:r>
+      </w:hyperlink>
+    </w:p>
+    <w:p>
+      <w:pPr>
+        <w:spacing w:after="0"/>
+        <w:ind w:left="360"/>
+      </w:pPr>
+    </w:p>
+    <w:p>
+      <w:pPr>
+        <w:spacing w:after="120" w:line="240" w:lineRule="auto"/>
+        <w:ind w:left="360"/>
+        <w:rPr>
+          <w:rFonts w:ascii="Calibri" w:hAnsi="Calibri" w:cs="Calibri"/>
+        </w:rPr>
+      </w:pPr>
+      <w:r>
+        <w:rPr>
+          <w:rFonts w:ascii="Calibri" w:hAnsi="Calibri" w:cs="Calibri"/>
+        </w:rPr>
+        <w:t>Projet de développement de jeu vidéo réalisé en parallèle de l’apprentissage autodidacte de la programmation, avant l’entrée au cégep en informatique. Projet collaboratif : conception artistique et design réalisés par un collaborateur, programmation complète assurée personnellement.</w:t>
+      </w:r>
+    </w:p>
+    <w:p>
+      <w:pPr>
+        <w:numPr>
+          <w:ilvl w:val="0"/>
+          <w:numId w:val="1"/>
+        </w:numPr>
+        <w:tabs>
+          <w:tab w:val="clear" w:pos="720"/>
+        </w:tabs>
+        <w:spacing w:after="120" w:line="240" w:lineRule="auto"/>
+        <w:ind w:left="1080"/>
+        <w:rPr>
+          <w:rFonts w:ascii="Calibri" w:hAnsi="Calibri" w:cs="Calibri"/>
+        </w:rPr>
+      </w:pPr>
+      <w:r>
+        <w:rPr>
+          <w:rFonts w:ascii="Calibri" w:hAnsi="Calibri" w:cs="Calibri"/>
+        </w:rPr>
+        <w:t xml:space="preserve">Développement du jeu avec </w:t>
+      </w:r>
+      <w:r>
+        <w:rPr>
+          <w:rFonts w:ascii="Calibri" w:hAnsi="Calibri" w:cs="Calibri"/>
+          <w:b/>
+          <w:bCs/>
+        </w:rPr>
+        <w:t>Unity</w:t>
+      </w:r>
+      <w:r>
+        <w:rPr>
+          <w:rFonts w:ascii="Calibri" w:hAnsi="Calibri" w:cs="Calibri"/>
+          <w:b/>
+          <w:bCs/>
+        </w:rPr>
+        <w:t xml:space="preserve"> (C#)</w:t>
+      </w:r>
+    </w:p>
+    <w:p>
+      <w:pPr>
+        <w:numPr>
+          <w:ilvl w:val="0"/>
+          <w:numId w:val="1"/>
+        </w:numPr>
+        <w:tabs>
+          <w:tab w:val="clear" w:pos="720"/>
+        </w:tabs>
+        <w:spacing w:after="120" w:line="240" w:lineRule="auto"/>
+        <w:ind w:left="1080"/>
+        <w:rPr>
+          <w:rFonts w:ascii="Calibri" w:hAnsi="Calibri" w:cs="Calibri"/>
+        </w:rPr>
+      </w:pPr>
+      <w:r>
+        <w:rPr>
+          <w:rFonts w:ascii="Calibri" w:hAnsi="Calibri" w:cs="Calibri"/>
+        </w:rPr>
+        <w:t>Programmation des mécaniques de jeu et de la logique applicative</w:t>
+      </w:r>
+    </w:p>
+    <w:p>
+      <w:pPr>
+        <w:numPr>
+          <w:ilvl w:val="0"/>
+          <w:numId w:val="1"/>
+        </w:numPr>
+        <w:tabs>
+          <w:tab w:val="clear" w:pos="720"/>
+        </w:tabs>
+        <w:spacing w:after="120" w:line="240" w:lineRule="auto"/>
+        <w:ind w:left="1080"/>
+        <w:rPr>
+          <w:rFonts w:ascii="Calibri" w:hAnsi="Calibri" w:cs="Calibri"/>
+        </w:rPr>
+      </w:pPr>
+      <w:r>
+        <w:rPr>
+          <w:rFonts w:ascii="Calibri" w:hAnsi="Calibri" w:cs="Calibri"/>
+        </w:rPr>
+        <w:t xml:space="preserve">Application fonctionnelle sur </w:t>
+      </w:r>
+      <w:r>
+        <w:rPr>
+          <w:rFonts w:ascii="Calibri" w:hAnsi="Calibri" w:cs="Calibri"/>
+          <w:b/>
+          <w:bCs/>
+        </w:rPr>
+        <w:t>ordinateur et mobile</w:t>
+      </w:r>
+    </w:p>
+    <w:p>
+      <w:pPr>
+        <w:numPr>
+          <w:ilvl w:val="0"/>
+          <w:numId w:val="1"/>
+        </w:numPr>
+        <w:tabs>
+          <w:tab w:val="clear" w:pos="720"/>
+        </w:tabs>
+        <w:spacing w:after="120" w:line="240" w:lineRule="auto"/>
+        <w:ind w:left="1080"/>
+        <w:rPr>
+          <w:rFonts w:ascii="Calibri" w:hAnsi="Calibri" w:cs="Calibri"/>
+        </w:rPr>
+      </w:pPr>
+      <w:r>
+        <w:rPr>
+          <w:rFonts w:ascii="Calibri" w:hAnsi="Calibri" w:cs="Calibri"/>
+        </w:rPr>
+        <w:t xml:space="preserve">Déploiement sur </w:t>
+      </w:r>
+      <w:r>
+        <w:rPr>
+          <w:rFonts w:ascii="Calibri" w:hAnsi="Calibri" w:cs="Calibri"/>
+          <w:b/>
+          <w:bCs/>
+        </w:rPr>
+        <w:t>Steam</w:t>
+      </w:r>
+      <w:r>
+        <w:rPr>
+          <w:rFonts w:ascii="Calibri" w:hAnsi="Calibri" w:cs="Calibri"/>
+        </w:rPr>
+        <w:t xml:space="preserve"> (non publié sur les plateformes mobiles)</w:t>
+      </w:r>
+    </w:p>
+    <w:p>
+      <w:pPr>
         <w:tabs>
           <w:tab w:val="left" w:pos="2410"/>
         </w:tabs>
         <w:ind w:right="591"/>
-        <w:jc w:val="center"/>
         <w:rPr>
           <w:rFonts w:ascii="Calibri" w:hAnsi="Calibri" w:cs="Calibri"/>
           <w:b/>
@@ -1641,7 +2139,6 @@
           <w:szCs w:val="32"/>
           <w:lang w:val="en-CA"/>
         </w:rPr>
-        <w:lastRenderedPageBreak/>
         <mc:AlternateContent>
           <mc:Choice Requires="wps">
             <w:drawing>
@@ -1805,26 +2302,9 @@
           <w:sz w:val="28"/>
           <w:szCs w:val="28"/>
         </w:rPr>
-        <w:tab/>
-      </w:r>
-      <w:r>
-        <w:rPr>
-          <w:b/>
-          <w:bCs/>
-          <w:sz w:val="28"/>
-          <w:szCs w:val="28"/>
-        </w:rPr>
-        <w:tab/>
-      </w:r>
-      <w:r>
-        <w:rPr>
-          <w:b/>
-          <w:bCs/>
-          <w:sz w:val="28"/>
-          <w:szCs w:val="28"/>
-        </w:rPr>
-        <w:tab/>
-      </w:r>
+        <w:t xml:space="preserve">        </w:t>
+      </w:r>
+      <w:proofErr w:type="gramStart"/>
       <w:r>
         <w:rPr>
           <w:b/>
@@ -1837,7 +2317,15 @@
           <w:b/>
           <w:bCs/>
         </w:rPr>
-        <w:t xml:space="preserve">uin – </w:t>
+        <w:t>uin</w:t>
+      </w:r>
+      <w:proofErr w:type="gramEnd"/>
+      <w:r>
+        <w:rPr>
+          <w:b/>
+          <w:bCs/>
+        </w:rPr>
+        <w:t xml:space="preserve"> – </w:t>
       </w:r>
       <w:r>
         <w:rPr>
@@ -1852,6 +2340,27 @@
           <w:bCs/>
         </w:rPr>
         <w:t>uillet 2025</w:t>
+      </w:r>
+      <w:r>
+        <w:rPr>
+          <w:b/>
+          <w:bCs/>
+        </w:rPr>
+        <w:t xml:space="preserve">, </w:t>
+      </w:r>
+      <w:r>
+        <w:rPr>
+          <w:b/>
+          <w:bCs/>
+        </w:rPr>
+        <w:t xml:space="preserve">Décembre </w:t>
+      </w:r>
+      <w:r>
+        <w:rPr>
+          <w:b/>
+          <w:bCs/>
+        </w:rPr>
+        <w:t>2025</w:t>
       </w:r>
     </w:p>
     <w:p>
@@ -1863,112 +2372,6 @@
         <w:ind w:left="360" w:right="591"/>
       </w:pPr>
       <w:r>
-        <w:rPr>
-          <w:b/>
-          <w:bCs/>
-          <w:sz w:val="28"/>
-          <w:szCs w:val="28"/>
-        </w:rPr>
-        <w:tab/>
-      </w:r>
-      <w:r>
-        <w:rPr>
-          <w:b/>
-          <w:bCs/>
-          <w:sz w:val="28"/>
-          <w:szCs w:val="28"/>
-        </w:rPr>
-        <w:tab/>
-      </w:r>
-      <w:r>
-        <w:rPr>
-          <w:b/>
-          <w:bCs/>
-          <w:sz w:val="28"/>
-          <w:szCs w:val="28"/>
-        </w:rPr>
-        <w:tab/>
-      </w:r>
-      <w:r>
-        <w:rPr>
-          <w:b/>
-          <w:bCs/>
-          <w:sz w:val="28"/>
-          <w:szCs w:val="28"/>
-        </w:rPr>
-        <w:tab/>
-      </w:r>
-      <w:r>
-        <w:rPr>
-          <w:b/>
-          <w:bCs/>
-          <w:sz w:val="28"/>
-          <w:szCs w:val="28"/>
-        </w:rPr>
-        <w:tab/>
-      </w:r>
-      <w:r>
-        <w:rPr>
-          <w:b/>
-          <w:bCs/>
-          <w:sz w:val="28"/>
-          <w:szCs w:val="28"/>
-        </w:rPr>
-        <w:tab/>
-      </w:r>
-      <w:r>
-        <w:rPr>
-          <w:b/>
-          <w:bCs/>
-          <w:sz w:val="28"/>
-          <w:szCs w:val="28"/>
-        </w:rPr>
-        <w:tab/>
-      </w:r>
-      <w:r>
-        <w:rPr>
-          <w:b/>
-          <w:bCs/>
-          <w:sz w:val="28"/>
-          <w:szCs w:val="28"/>
-        </w:rPr>
-        <w:tab/>
-      </w:r>
-      <w:r>
-        <w:rPr>
-          <w:b/>
-          <w:bCs/>
-          <w:sz w:val="28"/>
-          <w:szCs w:val="28"/>
-        </w:rPr>
-        <w:tab/>
-      </w:r>
-      <w:r>
-        <w:rPr>
-          <w:b/>
-          <w:bCs/>
-          <w:sz w:val="28"/>
-          <w:szCs w:val="28"/>
-        </w:rPr>
-        <w:tab/>
-      </w:r>
-      <w:r>
-        <w:rPr>
-          <w:b/>
-          <w:bCs/>
-        </w:rPr>
-        <w:t>Décembre 2026</w:t>
-      </w:r>
-    </w:p>
-    <w:p>
-      <w:pPr>
-        <w:tabs>
-          <w:tab w:val="left" w:pos="2410"/>
-        </w:tabs>
-        <w:spacing w:after="0" w:line="240" w:lineRule="auto"/>
-        <w:ind w:left="360" w:right="591"/>
-      </w:pPr>
-      <w:r>
         <w:t xml:space="preserve">Cégep du </w:t>
       </w:r>
       <w:r>
@@ -1978,8 +2381,13 @@
         <w:t>ieux Montréal</w:t>
       </w:r>
       <w:r>
-        <w:t>, Montréal, Qc</w:t>
-      </w:r>
+        <w:t xml:space="preserve">, Montréal, </w:t>
+      </w:r>
+      <w:proofErr w:type="spellStart"/>
+      <w:r>
+        <w:t>Qc</w:t>
+      </w:r>
+      <w:proofErr w:type="spellEnd"/>
     </w:p>
     <w:p>
       <w:pPr>
@@ -2074,6 +2482,7 @@
         </w:rPr>
         <w:tab/>
       </w:r>
+      <w:proofErr w:type="gramStart"/>
       <w:r>
         <w:rPr>
           <w:rFonts w:ascii="Calibri" w:hAnsi="Calibri" w:cs="Calibri"/>
@@ -2091,7 +2500,16 @@
           <w:b/>
           <w:bCs/>
         </w:rPr>
-        <w:t>Depuis mai 2023</w:t>
+        <w:t>Depuis</w:t>
+      </w:r>
+      <w:proofErr w:type="gramEnd"/>
+      <w:r>
+        <w:rPr>
+          <w:rFonts w:ascii="Calibri" w:hAnsi="Calibri" w:cs="Calibri"/>
+          <w:b/>
+          <w:bCs/>
+        </w:rPr>
+        <w:t xml:space="preserve"> mai 2023</w:t>
       </w:r>
     </w:p>
     <w:p>
@@ -2105,178 +2523,203 @@
           <w:rFonts w:ascii="Calibri" w:hAnsi="Calibri" w:cs="Calibri"/>
           <w:b/>
           <w:bCs/>
+          <w:i/>
+          <w:iCs/>
           <w:sz w:val="28"/>
           <w:szCs w:val="28"/>
         </w:rPr>
       </w:pPr>
-      <w:hyperlink r:id="rId9" w:history="1">
-        <w:r>
-          <w:rPr>
-            <w:rStyle w:val="Lienhypertexte"/>
-            <w:rFonts w:ascii="Calibri" w:hAnsi="Calibri" w:cs="Calibri"/>
-          </w:rPr>
-          <w:t>Robine.app</w:t>
-        </w:r>
-      </w:hyperlink>
-    </w:p>
-    <w:p>
-      <w:pPr>
-        <w:numPr>
-          <w:ilvl w:val="0"/>
-          <w:numId w:val="1"/>
-        </w:numPr>
-        <w:tabs>
-          <w:tab w:val="clear" w:pos="720"/>
-        </w:tabs>
-        <w:spacing w:line="240" w:lineRule="auto"/>
-        <w:ind w:left="1080"/>
-        <w:rPr>
-          <w:rFonts w:ascii="Calibri" w:hAnsi="Calibri" w:cs="Calibri"/>
-        </w:rPr>
-      </w:pPr>
-      <w:r>
-        <w:rPr>
-          <w:rFonts w:ascii="Calibri" w:hAnsi="Calibri" w:cs="Calibri"/>
-        </w:rPr>
-        <w:t>Modification de site web via WordPress, en utilisant ACF et PHP.</w:t>
-      </w:r>
-    </w:p>
-    <w:p>
-      <w:pPr>
-        <w:numPr>
-          <w:ilvl w:val="0"/>
-          <w:numId w:val="1"/>
-        </w:numPr>
-        <w:tabs>
-          <w:tab w:val="clear" w:pos="720"/>
-        </w:tabs>
-        <w:spacing w:line="240" w:lineRule="auto"/>
-        <w:ind w:left="1080"/>
-        <w:rPr>
-          <w:rFonts w:ascii="Calibri" w:hAnsi="Calibri" w:cs="Calibri"/>
-        </w:rPr>
-      </w:pPr>
-      <w:r>
-        <w:rPr>
-          <w:rFonts w:ascii="Calibri" w:hAnsi="Calibri" w:cs="Calibri"/>
-        </w:rPr>
-        <w:t>Personnalisation de pages en utilisant HTML, CSS, JavaScript et PHP.</w:t>
-      </w:r>
-    </w:p>
-    <w:p>
-      <w:pPr>
-        <w:numPr>
-          <w:ilvl w:val="0"/>
-          <w:numId w:val="1"/>
-        </w:numPr>
-        <w:tabs>
-          <w:tab w:val="clear" w:pos="720"/>
-        </w:tabs>
-        <w:spacing w:line="240" w:lineRule="auto"/>
-        <w:ind w:left="1080"/>
-        <w:rPr>
-          <w:rFonts w:ascii="Calibri" w:hAnsi="Calibri" w:cs="Calibri"/>
-        </w:rPr>
-      </w:pPr>
-      <w:r>
-        <w:rPr>
-          <w:rFonts w:ascii="Calibri" w:hAnsi="Calibri" w:cs="Calibri"/>
-        </w:rPr>
-        <w:t>Amélioration de l'expérience utilisateur en modifiant le design et les fonctionnalités du site.</w:t>
-      </w:r>
-    </w:p>
-    <w:p>
-      <w:pPr>
-        <w:spacing w:line="240" w:lineRule="auto"/>
-        <w:ind w:left="1080"/>
-        <w:rPr>
-          <w:rFonts w:ascii="Calibri" w:hAnsi="Calibri" w:cs="Calibri"/>
-        </w:rPr>
-      </w:pPr>
-    </w:p>
-    <w:p>
-      <w:pPr>
-        <w:spacing w:after="0"/>
-        <w:ind w:left="360"/>
-        <w:rPr>
-          <w:b/>
-          <w:bCs/>
-          <w:sz w:val="32"/>
-          <w:szCs w:val="32"/>
-        </w:rPr>
-      </w:pPr>
-      <w:r>
-        <w:rPr>
-          <w:rFonts w:ascii="Calibri" w:hAnsi="Calibri" w:cs="Calibri"/>
-          <w:b/>
-          <w:bCs/>
-          <w:sz w:val="32"/>
-          <w:szCs w:val="32"/>
-        </w:rPr>
-        <w:t>Technicien en maintenance de site web</w:t>
-      </w:r>
-      <w:r>
-        <w:rPr>
-          <w:rFonts w:ascii="Calibri" w:hAnsi="Calibri" w:cs="Calibri"/>
-        </w:rPr>
-        <w:t xml:space="preserve"> </w:t>
-      </w:r>
-      <w:r>
-        <w:rPr>
-          <w:rFonts w:ascii="Calibri" w:hAnsi="Calibri" w:cs="Calibri"/>
-        </w:rPr>
-        <w:tab/>
-      </w:r>
-      <w:r>
-        <w:rPr>
-          <w:rFonts w:ascii="Calibri" w:hAnsi="Calibri" w:cs="Calibri"/>
-        </w:rPr>
-        <w:tab/>
-      </w:r>
-      <w:r>
-        <w:rPr>
-          <w:rFonts w:ascii="Calibri" w:hAnsi="Calibri" w:cs="Calibri"/>
-        </w:rPr>
-        <w:tab/>
-      </w:r>
-      <w:r>
-        <w:rPr>
-          <w:rFonts w:ascii="Calibri" w:hAnsi="Calibri" w:cs="Calibri"/>
-        </w:rPr>
-        <w:tab/>
-        <w:t xml:space="preserve">  </w:t>
-      </w:r>
-      <w:r>
-        <w:rPr>
-          <w:rFonts w:ascii="Calibri" w:hAnsi="Calibri" w:cs="Calibri"/>
-          <w:b/>
-          <w:bCs/>
-        </w:rPr>
-        <w:t>Été et hiver, depuis 2021</w:t>
-      </w:r>
-    </w:p>
-    <w:p>
-      <w:pPr>
-        <w:spacing w:after="120"/>
-        <w:ind w:left="360"/>
-        <w:rPr>
-          <w:rFonts w:ascii="Calibri" w:hAnsi="Calibri" w:cs="Calibri"/>
-        </w:rPr>
-      </w:pPr>
       <w:hyperlink r:id="rId10" w:history="1">
+        <w:proofErr w:type="spellStart"/>
         <w:r>
           <w:rPr>
             <w:rStyle w:val="Lienhypertexte"/>
             <w:rFonts w:ascii="Calibri" w:hAnsi="Calibri" w:cs="Calibri"/>
             <w:b/>
             <w:bCs/>
+            <w:i/>
+            <w:iCs/>
+          </w:rPr>
+          <w:t>Robine.app</w:t>
+        </w:r>
+        <w:proofErr w:type="spellEnd"/>
+      </w:hyperlink>
+    </w:p>
+    <w:p>
+      <w:pPr>
+        <w:numPr>
+          <w:ilvl w:val="0"/>
+          <w:numId w:val="1"/>
+        </w:numPr>
+        <w:tabs>
+          <w:tab w:val="clear" w:pos="720"/>
+        </w:tabs>
+        <w:spacing w:line="240" w:lineRule="auto"/>
+        <w:ind w:left="1080"/>
+        <w:rPr>
+          <w:rFonts w:ascii="Calibri" w:hAnsi="Calibri" w:cs="Calibri"/>
+        </w:rPr>
+      </w:pPr>
+      <w:r>
+        <w:rPr>
+          <w:rFonts w:ascii="Calibri" w:hAnsi="Calibri" w:cs="Calibri"/>
+        </w:rPr>
+        <w:t>Modification de site web via WordPress, en utilisant ACF et PHP.</w:t>
+      </w:r>
+    </w:p>
+    <w:p>
+      <w:pPr>
+        <w:numPr>
+          <w:ilvl w:val="0"/>
+          <w:numId w:val="1"/>
+        </w:numPr>
+        <w:tabs>
+          <w:tab w:val="clear" w:pos="720"/>
+        </w:tabs>
+        <w:spacing w:line="240" w:lineRule="auto"/>
+        <w:ind w:left="1080"/>
+        <w:rPr>
+          <w:rFonts w:ascii="Calibri" w:hAnsi="Calibri" w:cs="Calibri"/>
+        </w:rPr>
+      </w:pPr>
+      <w:r>
+        <w:rPr>
+          <w:rFonts w:ascii="Calibri" w:hAnsi="Calibri" w:cs="Calibri"/>
+        </w:rPr>
+        <w:t>Personnalisation de pages en utilisant HTML, CSS, JavaScript et PHP.</w:t>
+      </w:r>
+    </w:p>
+    <w:p>
+      <w:pPr>
+        <w:numPr>
+          <w:ilvl w:val="0"/>
+          <w:numId w:val="1"/>
+        </w:numPr>
+        <w:tabs>
+          <w:tab w:val="clear" w:pos="720"/>
+        </w:tabs>
+        <w:spacing w:line="240" w:lineRule="auto"/>
+        <w:ind w:left="1080"/>
+        <w:rPr>
+          <w:rFonts w:ascii="Calibri" w:hAnsi="Calibri" w:cs="Calibri"/>
+        </w:rPr>
+      </w:pPr>
+      <w:r>
+        <w:rPr>
+          <w:rFonts w:ascii="Calibri" w:hAnsi="Calibri" w:cs="Calibri"/>
+        </w:rPr>
+        <w:t>Amélioration de l'expérience utilisateur en modifiant le design et les fonctionnalités du site.</w:t>
+      </w:r>
+    </w:p>
+    <w:p>
+      <w:pPr>
+        <w:spacing w:line="240" w:lineRule="auto"/>
+        <w:ind w:left="1080"/>
+        <w:rPr>
+          <w:rFonts w:ascii="Calibri" w:hAnsi="Calibri" w:cs="Calibri"/>
+        </w:rPr>
+      </w:pPr>
+    </w:p>
+    <w:p>
+      <w:pPr>
+        <w:spacing w:after="0"/>
+        <w:ind w:left="360"/>
+        <w:rPr>
+          <w:b/>
+          <w:bCs/>
+          <w:sz w:val="32"/>
+          <w:szCs w:val="32"/>
+        </w:rPr>
+      </w:pPr>
+      <w:r>
+        <w:rPr>
+          <w:rFonts w:ascii="Calibri" w:hAnsi="Calibri" w:cs="Calibri"/>
+          <w:b/>
+          <w:bCs/>
+          <w:sz w:val="32"/>
+          <w:szCs w:val="32"/>
+        </w:rPr>
+        <w:t>Technicien en maintenance de site web</w:t>
+      </w:r>
+      <w:r>
+        <w:rPr>
+          <w:rFonts w:ascii="Calibri" w:hAnsi="Calibri" w:cs="Calibri"/>
+        </w:rPr>
+        <w:t xml:space="preserve"> </w:t>
+      </w:r>
+      <w:r>
+        <w:rPr>
+          <w:rFonts w:ascii="Calibri" w:hAnsi="Calibri" w:cs="Calibri"/>
+        </w:rPr>
+        <w:tab/>
+      </w:r>
+      <w:r>
+        <w:rPr>
+          <w:rFonts w:ascii="Calibri" w:hAnsi="Calibri" w:cs="Calibri"/>
+        </w:rPr>
+        <w:tab/>
+      </w:r>
+      <w:r>
+        <w:rPr>
+          <w:rFonts w:ascii="Calibri" w:hAnsi="Calibri" w:cs="Calibri"/>
+        </w:rPr>
+        <w:tab/>
+      </w:r>
+      <w:proofErr w:type="gramStart"/>
+      <w:r>
+        <w:rPr>
+          <w:rFonts w:ascii="Calibri" w:hAnsi="Calibri" w:cs="Calibri"/>
+        </w:rPr>
+        <w:tab/>
+        <w:t xml:space="preserve">  </w:t>
+      </w:r>
+      <w:r>
+        <w:rPr>
+          <w:rFonts w:ascii="Calibri" w:hAnsi="Calibri" w:cs="Calibri"/>
+          <w:b/>
+          <w:bCs/>
+        </w:rPr>
+        <w:t>Été</w:t>
+      </w:r>
+      <w:proofErr w:type="gramEnd"/>
+      <w:r>
+        <w:rPr>
+          <w:rFonts w:ascii="Calibri" w:hAnsi="Calibri" w:cs="Calibri"/>
+          <w:b/>
+          <w:bCs/>
+        </w:rPr>
+        <w:t xml:space="preserve"> et hiver, depuis 2021</w:t>
+      </w:r>
+    </w:p>
+    <w:p>
+      <w:pPr>
+        <w:spacing w:after="120"/>
+        <w:ind w:left="360"/>
+        <w:rPr>
+          <w:rFonts w:ascii="Calibri" w:hAnsi="Calibri" w:cs="Calibri"/>
+        </w:rPr>
+      </w:pPr>
+      <w:hyperlink r:id="rId11" w:history="1">
+        <w:r>
+          <w:rPr>
+            <w:rStyle w:val="Lienhypertexte"/>
+            <w:rFonts w:ascii="Calibri" w:hAnsi="Calibri" w:cs="Calibri"/>
+            <w:b/>
+            <w:bCs/>
+            <w:i/>
+            <w:iCs/>
           </w:rPr>
           <w:t>CRS Vamic</w:t>
         </w:r>
       </w:hyperlink>
       <w:r>
-        <w:t>, Candiac, Qc</w:t>
-      </w:r>
+        <w:t xml:space="preserve">, Candiac, </w:t>
+      </w:r>
+      <w:proofErr w:type="spellStart"/>
+      <w:r>
+        <w:t>Qc</w:t>
+      </w:r>
+      <w:proofErr w:type="spellEnd"/>
     </w:p>
     <w:p>
       <w:pPr>
@@ -2475,7 +2918,7 @@
         <w:rPr>
           <w:rFonts w:ascii="Calibri" w:hAnsi="Calibri" w:cs="Calibri"/>
         </w:rPr>
-        <w:t>Course à pied</w:t>
+        <w:t>Triathlon</w:t>
       </w:r>
     </w:p>
     <w:p>
@@ -2493,36 +2936,8 @@
         <w:rPr>
           <w:rFonts w:ascii="Calibri" w:hAnsi="Calibri" w:cs="Calibri"/>
         </w:rPr>
-        <w:t>Activités de plein air</w:t>
-      </w:r>
-    </w:p>
-    <w:p>
-      <w:pPr>
-        <w:pStyle w:val="Paragraphedeliste"/>
-        <w:numPr>
-          <w:ilvl w:val="0"/>
-          <w:numId w:val="4"/>
-        </w:numPr>
-        <w:rPr>
-          <w:rFonts w:ascii="Calibri" w:hAnsi="Calibri" w:cs="Calibri"/>
-        </w:rPr>
-      </w:pPr>
-      <w:r>
-        <w:rPr>
-          <w:rFonts w:ascii="Calibri" w:hAnsi="Calibri" w:cs="Calibri"/>
-        </w:rPr>
         <w:t>Guitare</w:t>
       </w:r>
-    </w:p>
-    <w:p>
-      <w:pPr>
-        <w:rPr>
-          <w:rFonts w:ascii="Calibri" w:hAnsi="Calibri" w:cs="Calibri"/>
-          <w:color w:val="FFFFFF" w:themeColor="background1"/>
-          <w:sz w:val="32"/>
-          <w:szCs w:val="32"/>
-        </w:rPr>
-      </w:pPr>
     </w:p>
     <w:sectPr>
       <w:pgSz w:w="12240" w:h="15840"/>
@@ -2537,6 +2952,119 @@
 <file path=word/numbering.xml><?xml version="1.0" encoding="utf-8"?>
 <w:numbering xmlns:wpc="http://schemas.microsoft.com/office/word/2010/wordprocessingCanvas" xmlns:cx="http://schemas.microsoft.com/office/drawing/2014/chartex" xmlns:cx1="http://schemas.microsoft.com/office/drawing/2015/9/8/chartex" xmlns:cx2="http://schemas.microsoft.com/office/drawing/2015/10/21/chartex" xmlns:cx3="http://schemas.microsoft.com/office/drawing/2016/5/9/chartex" xmlns:cx4="http://schemas.microsoft.com/office/drawing/2016/5/10/chartex" xmlns:cx5="http://schemas.microsoft.com/office/drawing/2016/5/11/chartex" xmlns:cx6="http://schemas.microsoft.com/office/drawing/2016/5/12/chartex" xmlns:cx7="http://schemas.microsoft.com/office/drawing/2016/5/13/chartex" xmlns:cx8="http://schemas.microsoft.com/office/drawing/2016/5/14/chartex" xmlns:mc="http://schemas.openxmlformats.org/markup-compatibility/2006" xmlns:aink="http://schemas.microsoft.com/office/drawing/2016/ink" xmlns:am3d="http://schemas.microsoft.com/office/drawing/2017/model3d" xmlns:o="urn:schemas-microsoft-com:office:office" xmlns:oel="http://schemas.microsoft.com/office/2019/extlst" xmlns:r="http://schemas.openxmlformats.org/officeDocument/2006/relationships" xmlns:m="http://schemas.openxmlformats.org/officeDocument/2006/math" xmlns:v="urn:schemas-microsoft-com:vml" xmlns:wp14="http://schemas.microsoft.com/office/word/2010/wordprocessingDrawing" xmlns:wp="http://schemas.openxmlformats.org/drawingml/2006/wordprocessingDrawing" xmlns:w10="urn:schemas-microsoft-com:office:word" xmlns:w="http://schemas.openxmlformats.org/wordprocessingml/2006/main" xmlns:w14="http://schemas.microsoft.com/office/word/2010/wordml" xmlns:w15="http://schemas.microsoft.com/office/word/2012/wordml" xmlns:w16cex="http://schemas.microsoft.com/office/word/2018/wordml/cex" xmlns:w16cid="http://schemas.microsoft.com/office/word/2016/wordml/cid" xmlns:w16="http://schemas.microsoft.com/office/word/2018/wordml" xmlns:w16du="http://schemas.microsoft.com/office/word/2023/wordml/word16du" xmlns:w16sdtdh="http://schemas.microsoft.com/office/word/2020/wordml/sdtdatahash" xmlns:w16sdtfl="http://schemas.microsoft.com/office/word/2024/wordml/sdtformatlock" xmlns:w16se="http://schemas.microsoft.com/office/word/2015/wordml/symex" xmlns:wpg="http://schemas.microsoft.com/office/word/2010/wordprocessingGroup" xmlns:wpi="http://schemas.microsoft.com/office/word/2010/wordprocessingInk" xmlns:wne="http://schemas.microsoft.com/office/word/2006/wordml" xmlns:wps="http://schemas.microsoft.com/office/word/2010/wordprocessingShape" mc:Ignorable="w14 w15 w16se w16cid w16 w16cex w16sdtdh w16sdtfl w16du wp14">
   <w:abstractNum w:abstractNumId="0" w15:restartNumberingAfterBreak="0">
+    <w:nsid w:val="0EDE0F34"/>
+    <w:multiLevelType w:val="hybridMultilevel"/>
+    <w:tmpl w:val="C3FE9E68"/>
+    <w:lvl w:ilvl="0" w:tplc="0C0C0001">
+      <w:start w:val="1"/>
+      <w:numFmt w:val="bullet"/>
+      <w:lvlText w:val=""/>
+      <w:lvlJc w:val="left"/>
+      <w:pPr>
+        <w:ind w:left="1080" w:hanging="360"/>
+      </w:pPr>
+      <w:rPr>
+        <w:rFonts w:ascii="Symbol" w:hAnsi="Symbol" w:hint="default"/>
+      </w:rPr>
+    </w:lvl>
+    <w:lvl w:ilvl="1" w:tplc="0C0C0003" w:tentative="1">
+      <w:start w:val="1"/>
+      <w:numFmt w:val="bullet"/>
+      <w:lvlText w:val="o"/>
+      <w:lvlJc w:val="left"/>
+      <w:pPr>
+        <w:ind w:left="1800" w:hanging="360"/>
+      </w:pPr>
+      <w:rPr>
+        <w:rFonts w:ascii="Courier New" w:hAnsi="Courier New" w:cs="Courier New" w:hint="default"/>
+      </w:rPr>
+    </w:lvl>
+    <w:lvl w:ilvl="2" w:tplc="0C0C0005" w:tentative="1">
+      <w:start w:val="1"/>
+      <w:numFmt w:val="bullet"/>
+      <w:lvlText w:val=""/>
+      <w:lvlJc w:val="left"/>
+      <w:pPr>
+        <w:ind w:left="2520" w:hanging="360"/>
+      </w:pPr>
+      <w:rPr>
+        <w:rFonts w:ascii="Wingdings" w:hAnsi="Wingdings" w:hint="default"/>
+      </w:rPr>
+    </w:lvl>
+    <w:lvl w:ilvl="3" w:tplc="0C0C0001" w:tentative="1">
+      <w:start w:val="1"/>
+      <w:numFmt w:val="bullet"/>
+      <w:lvlText w:val=""/>
+      <w:lvlJc w:val="left"/>
+      <w:pPr>
+        <w:ind w:left="3240" w:hanging="360"/>
+      </w:pPr>
+      <w:rPr>
+        <w:rFonts w:ascii="Symbol" w:hAnsi="Symbol" w:hint="default"/>
+      </w:rPr>
+    </w:lvl>
+    <w:lvl w:ilvl="4" w:tplc="0C0C0003" w:tentative="1">
+      <w:start w:val="1"/>
+      <w:numFmt w:val="bullet"/>
+      <w:lvlText w:val="o"/>
+      <w:lvlJc w:val="left"/>
+      <w:pPr>
+        <w:ind w:left="3960" w:hanging="360"/>
+      </w:pPr>
+      <w:rPr>
+        <w:rFonts w:ascii="Courier New" w:hAnsi="Courier New" w:cs="Courier New" w:hint="default"/>
+      </w:rPr>
+    </w:lvl>
+    <w:lvl w:ilvl="5" w:tplc="0C0C0005" w:tentative="1">
+      <w:start w:val="1"/>
+      <w:numFmt w:val="bullet"/>
+      <w:lvlText w:val=""/>
+      <w:lvlJc w:val="left"/>
+      <w:pPr>
+        <w:ind w:left="4680" w:hanging="360"/>
+      </w:pPr>
+      <w:rPr>
+        <w:rFonts w:ascii="Wingdings" w:hAnsi="Wingdings" w:hint="default"/>
+      </w:rPr>
+    </w:lvl>
+    <w:lvl w:ilvl="6" w:tplc="0C0C0001" w:tentative="1">
+      <w:start w:val="1"/>
+      <w:numFmt w:val="bullet"/>
+      <w:lvlText w:val=""/>
+      <w:lvlJc w:val="left"/>
+      <w:pPr>
+        <w:ind w:left="5400" w:hanging="360"/>
+      </w:pPr>
+      <w:rPr>
+        <w:rFonts w:ascii="Symbol" w:hAnsi="Symbol" w:hint="default"/>
+      </w:rPr>
+    </w:lvl>
+    <w:lvl w:ilvl="7" w:tplc="0C0C0003" w:tentative="1">
+      <w:start w:val="1"/>
+      <w:numFmt w:val="bullet"/>
+      <w:lvlText w:val="o"/>
+      <w:lvlJc w:val="left"/>
+      <w:pPr>
+        <w:ind w:left="6120" w:hanging="360"/>
+      </w:pPr>
+      <w:rPr>
+        <w:rFonts w:ascii="Courier New" w:hAnsi="Courier New" w:cs="Courier New" w:hint="default"/>
+      </w:rPr>
+    </w:lvl>
+    <w:lvl w:ilvl="8" w:tplc="0C0C0005" w:tentative="1">
+      <w:start w:val="1"/>
+      <w:numFmt w:val="bullet"/>
+      <w:lvlText w:val=""/>
+      <w:lvlJc w:val="left"/>
+      <w:pPr>
+        <w:ind w:left="6840" w:hanging="360"/>
+      </w:pPr>
+      <w:rPr>
+        <w:rFonts w:ascii="Wingdings" w:hAnsi="Wingdings" w:hint="default"/>
+      </w:rPr>
+    </w:lvl>
+  </w:abstractNum>
+  <w:abstractNum w:abstractNumId="1" w15:restartNumberingAfterBreak="0">
     <w:nsid w:val="14A11C33"/>
     <w:multiLevelType w:val="hybridMultilevel"/>
     <w:tmpl w:val="EED04722"/>
@@ -2649,7 +3177,7 @@
       </w:rPr>
     </w:lvl>
   </w:abstractNum>
-  <w:abstractNum w:abstractNumId="1" w15:restartNumberingAfterBreak="0">
+  <w:abstractNum w:abstractNumId="2" w15:restartNumberingAfterBreak="0">
     <w:nsid w:val="1A1966F1"/>
     <w:multiLevelType w:val="hybridMultilevel"/>
     <w:tmpl w:val="007CD5C8"/>
@@ -2762,7 +3290,7 @@
       </w:rPr>
     </w:lvl>
   </w:abstractNum>
-  <w:abstractNum w:abstractNumId="2" w15:restartNumberingAfterBreak="0">
+  <w:abstractNum w:abstractNumId="3" w15:restartNumberingAfterBreak="0">
     <w:nsid w:val="27830339"/>
     <w:multiLevelType w:val="multilevel"/>
     <w:tmpl w:val="817872E2"/>
@@ -2782,7 +3310,7 @@
         <w:sz w:val="20"/>
       </w:rPr>
     </w:lvl>
-    <w:lvl w:ilvl="1" w:tentative="1">
+    <w:lvl w:ilvl="1">
       <w:start w:val="1"/>
       <w:numFmt w:val="bullet"/>
       <w:lvlText w:val="o"/>
@@ -2911,7 +3439,7 @@
       </w:rPr>
     </w:lvl>
   </w:abstractNum>
-  <w:abstractNum w:abstractNumId="3" w15:restartNumberingAfterBreak="0">
+  <w:abstractNum w:abstractNumId="4" w15:restartNumberingAfterBreak="0">
     <w:nsid w:val="300026DC"/>
     <w:multiLevelType w:val="multilevel"/>
     <w:tmpl w:val="DC28A9C2"/>
@@ -3060,7 +3588,7 @@
       </w:rPr>
     </w:lvl>
   </w:abstractNum>
-  <w:abstractNum w:abstractNumId="4" w15:restartNumberingAfterBreak="0">
+  <w:abstractNum w:abstractNumId="5" w15:restartNumberingAfterBreak="0">
     <w:nsid w:val="559158A3"/>
     <w:multiLevelType w:val="hybridMultilevel"/>
     <w:tmpl w:val="E5C0A110"/>
@@ -3176,19 +3704,22 @@
     </w:lvl>
   </w:abstractNum>
   <w:num w:numId="1" w16cid:durableId="2140613361">
+    <w:abstractNumId w:val="4"/>
+  </w:num>
+  <w:num w:numId="2" w16cid:durableId="1409888455">
     <w:abstractNumId w:val="3"/>
   </w:num>
-  <w:num w:numId="2" w16cid:durableId="1409888455">
+  <w:num w:numId="3" w16cid:durableId="581717856">
+    <w:abstractNumId w:val="5"/>
+  </w:num>
+  <w:num w:numId="4" w16cid:durableId="422989662">
+    <w:abstractNumId w:val="1"/>
+  </w:num>
+  <w:num w:numId="5" w16cid:durableId="1954701011">
     <w:abstractNumId w:val="2"/>
   </w:num>
-  <w:num w:numId="3" w16cid:durableId="581717856">
-    <w:abstractNumId w:val="4"/>
-  </w:num>
-  <w:num w:numId="4" w16cid:durableId="422989662">
+  <w:num w:numId="6" w16cid:durableId="1736735625">
     <w:abstractNumId w:val="0"/>
-  </w:num>
-  <w:num w:numId="5" w16cid:durableId="1954701011">
-    <w:abstractNumId w:val="1"/>
   </w:num>
 </w:numbering>
 </file>
@@ -3796,7 +4327,6 @@
   <w:style w:type="character" w:default="1" w:styleId="Policepardfaut">
     <w:name w:val="Default Paragraph Font"/>
     <w:uiPriority w:val="1"/>
-    <w:semiHidden/>
     <w:unhideWhenUsed/>
   </w:style>
   <w:style w:type="table" w:default="1" w:styleId="TableauNormal">
@@ -4145,6 +4675,36 @@
       <w:u w:val="single"/>
     </w:rPr>
   </w:style>
+  <w:style w:type="paragraph" w:styleId="NormalWeb">
+    <w:name w:val="Normal (Web)"/>
+    <w:basedOn w:val="Normal"/>
+    <w:uiPriority w:val="99"/>
+    <w:semiHidden/>
+    <w:unhideWhenUsed/>
+    <w:rsid w:val="000A4258"/>
+    <w:pPr>
+      <w:spacing w:before="100" w:beforeAutospacing="1" w:after="100" w:afterAutospacing="1" w:line="240" w:lineRule="auto"/>
+    </w:pPr>
+    <w:rPr>
+      <w:rFonts w:ascii="Times New Roman" w:eastAsia="Times New Roman" w:hAnsi="Times New Roman" w:cs="Times New Roman"/>
+      <w:kern w:val="0"/>
+      <w:sz w:val="24"/>
+      <w:szCs w:val="24"/>
+      <w:lang w:eastAsia="fr-CA"/>
+      <w14:ligatures w14:val="none"/>
+    </w:rPr>
+  </w:style>
+  <w:style w:type="character" w:styleId="lev">
+    <w:name w:val="Strong"/>
+    <w:basedOn w:val="Policepardfaut"/>
+    <w:uiPriority w:val="22"/>
+    <w:qFormat/>
+    <w:rsid w:val="000A4258"/>
+    <w:rPr>
+      <w:b/>
+      <w:bCs/>
+    </w:rPr>
+  </w:style>
 </w:styles>
 </file>
 
